--- a/flow/20230927_hours/drafts/2024-04-g/30.04.docx
+++ b/flow/20230927_hours/drafts/2024-04-g/30.04.docx
@@ -1183,44 +1183,29 @@
       </w:r>
     </w:p>
     <w:p>
-      <w:pPr>
-        <w:spacing w:line="240" w:lineRule="auto"/>
-        <w:rPr>
-          <w:rFonts w:ascii="Times New Roman" w:hAnsi="Times New Roman"/>
-          <w:sz w:val="24"/>
-        </w:rPr>
-      </w:pPr>
-      <w:r>
-        <w:rPr>
-          <w:rFonts w:ascii="Times New Roman" w:hAnsi="Times New Roman"/>
-          <w:i/>
-          <w:color w:val="FF0000"/>
-          <w:sz w:val="24"/>
-        </w:rPr>
-        <w:t>Тропар свята (г. 8):</w:t>
-      </w:r>
-      <w:r>
-        <w:rPr>
-          <w:rFonts w:ascii="Times New Roman" w:hAnsi="Times New Roman"/>
-          <w:sz w:val="24"/>
-        </w:rPr>
-        <w:t xml:space="preserve"> В </w:t>
-      </w:r>
-      <w:proofErr w:type="spellStart"/>
-      <w:r>
-        <w:rPr>
-          <w:rFonts w:ascii="Times New Roman" w:hAnsi="Times New Roman"/>
-          <w:sz w:val="24"/>
-        </w:rPr>
-        <w:t>переполовення</w:t>
-      </w:r>
-      <w:proofErr w:type="spellEnd"/>
-      <w:r>
-        <w:rPr>
-          <w:rFonts w:ascii="Times New Roman" w:hAnsi="Times New Roman"/>
-          <w:sz w:val="24"/>
-        </w:rPr>
-        <w:t xml:space="preserve"> празника спраглу душу мою благочестя напій водами,* до всіх бо, Спасе, закликав Ти:* Спраглий нехай гряде до мене і нехай п’є.* Джерело життя нашого, Христе Боже, слава Тобі.</w:t>
+      <w:r>
+        <w:rPr>
+          <w:rFonts w:ascii="Times New Roman" w:hAnsi="Times New Roman"/>
+          <w:i/>
+          <w:color w:val="FF4400"/>
+          <w:sz w:val="24"/>
+        </w:rPr>
+        <w:t>Тропар (г. 8):</w:t>
+      </w:r>
+      <w:r>
+        <w:rPr>
+          <w:rFonts w:ascii="Times New Roman" w:hAnsi="Times New Roman"/>
+          <w:sz w:val="24"/>
+        </w:rPr>
+        <w:t xml:space="preserve"> </w:t>
+      </w:r>
+      <w:r>
+        <w:rPr>
+          <w:rFonts w:ascii="Times New Roman" w:hAnsi="Times New Roman"/>
+          <w:color w:val="333333"/>
+          <w:sz w:val="24"/>
+        </w:rPr>
+        <w:t>В переполовення празника спраглу душу мою благочестя напій водами,* до всіх бо, Спасе, закликав Ти:* Спраглий нехай гряде до мене і нехай п’є.* Джерело життя нашого, Христе Боже, слава Тобі.</w:t>
       </w:r>
     </w:p>
     <w:p>
@@ -1240,96 +1225,28 @@
       </w:r>
     </w:p>
     <w:p>
-      <w:pPr>
-        <w:spacing w:after="288" w:line="240" w:lineRule="auto"/>
-        <w:ind w:hanging="2"/>
-        <w:rPr>
-          <w:rFonts w:ascii="Times New Roman" w:hAnsi="Times New Roman"/>
-          <w:sz w:val="24"/>
-          <w:szCs w:val="24"/>
-        </w:rPr>
-      </w:pPr>
-      <w:r>
-        <w:rPr>
-          <w:rFonts w:ascii="Times New Roman" w:hAnsi="Times New Roman"/>
-          <w:i/>
-          <w:color w:val="FF0000"/>
-          <w:sz w:val="24"/>
-          <w:szCs w:val="24"/>
-        </w:rPr>
-        <w:t xml:space="preserve">Тропар </w:t>
-      </w:r>
-      <w:r>
-        <w:rPr>
-          <w:rFonts w:ascii="Times New Roman" w:hAnsi="Times New Roman"/>
-          <w:color w:val="FF0000"/>
-          <w:sz w:val="24"/>
-          <w:szCs w:val="24"/>
-        </w:rPr>
-        <w:t xml:space="preserve">(г. </w:t>
-      </w:r>
-      <w:r>
-        <w:rPr>
-          <w:rFonts w:ascii="Times New Roman" w:hAnsi="Times New Roman"/>
-          <w:i/>
-          <w:color w:val="FF0000"/>
-          <w:sz w:val="24"/>
-          <w:szCs w:val="24"/>
-        </w:rPr>
-        <w:t>8</w:t>
-      </w:r>
-      <w:r>
-        <w:rPr>
-          <w:rFonts w:ascii="Times New Roman" w:hAnsi="Times New Roman"/>
-          <w:color w:val="FF0000"/>
-          <w:sz w:val="24"/>
-          <w:szCs w:val="24"/>
-        </w:rPr>
-        <w:t>):</w:t>
-      </w:r>
-      <w:r>
-        <w:rPr>
-          <w:rFonts w:ascii="Times New Roman" w:hAnsi="Times New Roman"/>
-          <w:sz w:val="24"/>
-          <w:szCs w:val="24"/>
-        </w:rPr>
-        <w:t xml:space="preserve"> Змагаючись за чесноту, з </w:t>
-      </w:r>
-      <w:proofErr w:type="spellStart"/>
-      <w:r>
-        <w:rPr>
-          <w:rFonts w:ascii="Times New Roman" w:hAnsi="Times New Roman"/>
-          <w:sz w:val="24"/>
-          <w:szCs w:val="24"/>
-        </w:rPr>
-        <w:t>юности</w:t>
-      </w:r>
-      <w:proofErr w:type="spellEnd"/>
-      <w:r>
-        <w:rPr>
-          <w:rFonts w:ascii="Times New Roman" w:hAnsi="Times New Roman"/>
-          <w:sz w:val="24"/>
-          <w:szCs w:val="24"/>
-        </w:rPr>
-        <w:t xml:space="preserve"> полюбив ти чернече життя* і бажане сміливо осягнув;* поселившись у печері,* ти прикрасив своє життя постом і святістю.* У молитвах, немов ангел, перебував ти в </w:t>
-      </w:r>
-      <w:proofErr w:type="spellStart"/>
-      <w:r>
-        <w:rPr>
-          <w:rFonts w:ascii="Times New Roman" w:hAnsi="Times New Roman"/>
-          <w:sz w:val="24"/>
-          <w:szCs w:val="24"/>
-        </w:rPr>
-        <w:t>русько</w:t>
-      </w:r>
-      <w:proofErr w:type="spellEnd"/>
-      <w:r>
-        <w:rPr>
-          <w:rFonts w:ascii="Times New Roman" w:hAnsi="Times New Roman"/>
-          <w:sz w:val="24"/>
-          <w:szCs w:val="24"/>
-        </w:rPr>
-        <w:t>-українській землі,* і як світло промінне, засіяв ти, отче Теодосію.* Моли Христа Бога, щоб спаслися душі наші.</w:t>
+      <w:r>
+        <w:rPr>
+          <w:rFonts w:ascii="Times New Roman" w:hAnsi="Times New Roman"/>
+          <w:i/>
+          <w:color w:val="FF0000"/>
+          <w:sz w:val="24"/>
+        </w:rPr>
+        <w:t>Тропар (г. 3):</w:t>
+      </w:r>
+      <w:r>
+        <w:rPr>
+          <w:rFonts w:ascii="Times New Roman" w:hAnsi="Times New Roman"/>
+          <w:sz w:val="24"/>
+        </w:rPr>
+        <w:t xml:space="preserve"> Апостолом Христовим був ти вибраний</w:t>
+      </w:r>
+      <w:r>
+        <w:rPr>
+          <w:rFonts w:ascii="Times New Roman" w:hAnsi="Times New Roman"/>
+          <w:sz w:val="24"/>
+        </w:rPr>
+        <w:t>* і Богослова возлюбленого єдинородний брат, всехвальний Якове;* гріхів відпущення випроси тим, що співають тобі,* і душам нашим велику милість.</w:t>
       </w:r>
     </w:p>
     <w:p>
@@ -1632,54 +1549,15 @@
       </w:r>
     </w:p>
     <w:p>
-      <w:pPr>
-        <w:spacing w:line="240" w:lineRule="auto"/>
-        <w:rPr>
-          <w:rFonts w:ascii="Times New Roman" w:hAnsi="Times New Roman"/>
-          <w:sz w:val="24"/>
-        </w:rPr>
-      </w:pPr>
-      <w:r>
-        <w:rPr>
-          <w:rFonts w:ascii="Times New Roman" w:hAnsi="Times New Roman"/>
-          <w:i/>
-          <w:color w:val="FF0000"/>
-          <w:sz w:val="24"/>
-        </w:rPr>
-        <w:t>Кондак свята (г. 4):</w:t>
-      </w:r>
-      <w:r>
-        <w:rPr>
-          <w:rFonts w:ascii="Times New Roman" w:hAnsi="Times New Roman"/>
-          <w:sz w:val="24"/>
-        </w:rPr>
-        <w:t xml:space="preserve"> В </w:t>
-      </w:r>
-      <w:proofErr w:type="spellStart"/>
-      <w:r>
-        <w:rPr>
-          <w:rFonts w:ascii="Times New Roman" w:hAnsi="Times New Roman"/>
-          <w:sz w:val="24"/>
-        </w:rPr>
-        <w:t>переполовення</w:t>
-      </w:r>
-      <w:proofErr w:type="spellEnd"/>
-      <w:r>
-        <w:rPr>
-          <w:rFonts w:ascii="Times New Roman" w:hAnsi="Times New Roman"/>
-          <w:sz w:val="24"/>
-        </w:rPr>
-        <w:t xml:space="preserve"> законного празника, всіх Творче і Владико,* до </w:t>
-      </w:r>
-      <w:proofErr w:type="spellStart"/>
-      <w:r>
-        <w:rPr>
-          <w:rFonts w:ascii="Times New Roman" w:hAnsi="Times New Roman"/>
-          <w:sz w:val="24"/>
-        </w:rPr>
-        <w:t>предстоящих</w:t>
-      </w:r>
-      <w:proofErr w:type="spellEnd"/>
+      <w:r>
+        <w:rPr>
+          <w:rFonts w:ascii="Times New Roman" w:hAnsi="Times New Roman"/>
+          <w:i/>
+          <w:color w:val="FF4400"/>
+          <w:sz w:val="24"/>
+        </w:rPr>
+        <w:t>Кондак (г. 4):</w:t>
+      </w:r>
       <w:r>
         <w:rPr>
           <w:rFonts w:ascii="Times New Roman" w:hAnsi="Times New Roman"/>
@@ -1687,21 +1565,13 @@
         </w:rPr>
         <w:t xml:space="preserve"> </w:t>
       </w:r>
-      <w:proofErr w:type="spellStart"/>
-      <w:r>
-        <w:rPr>
-          <w:rFonts w:ascii="Times New Roman" w:hAnsi="Times New Roman"/>
-          <w:sz w:val="24"/>
-        </w:rPr>
-        <w:t>глаголив</w:t>
-      </w:r>
-      <w:proofErr w:type="spellEnd"/>
-      <w:r>
-        <w:rPr>
-          <w:rFonts w:ascii="Times New Roman" w:hAnsi="Times New Roman"/>
-          <w:sz w:val="24"/>
-        </w:rPr>
-        <w:t xml:space="preserve"> Ти, Христе Боже:* Прийдіть і зачерпніть воду безсмертя.* Тому до Тебе припадаємо і вірно кличемо:* Щедроти Твої даруй нам,* бо Ти є джерело життя нашого.</w:t>
+      <w:r>
+        <w:rPr>
+          <w:rFonts w:ascii="Times New Roman" w:hAnsi="Times New Roman"/>
+          <w:color w:val="333333"/>
+          <w:sz w:val="24"/>
+        </w:rPr>
+        <w:t>В переполовення законного празника, всіх Творче і Владико,* до предстоящих глаголив Ти, Христе Боже:* Прийдіть і зачерпніть воду безсмертя.* Тому до Тебе припадаємо і вірно кличемо:* Щедроти Твої даруй нам,* бо Ти є джерело життя нашого.</w:t>
       </w:r>
     </w:p>
     <w:p>
@@ -3693,47 +3563,6 @@
       </w:r>
     </w:p>
     <w:p>
-      <w:pPr>
-        <w:spacing w:line="240" w:lineRule="auto"/>
-        <w:rPr>
-          <w:rFonts w:ascii="Times New Roman" w:hAnsi="Times New Roman"/>
-          <w:sz w:val="24"/>
-        </w:rPr>
-      </w:pPr>
-      <w:r>
-        <w:rPr>
-          <w:rFonts w:ascii="Times New Roman" w:hAnsi="Times New Roman"/>
-          <w:i/>
-          <w:color w:val="FF0000"/>
-          <w:sz w:val="24"/>
-        </w:rPr>
-        <w:t>Тропар свята (г. 8):</w:t>
-      </w:r>
-      <w:r>
-        <w:rPr>
-          <w:rFonts w:ascii="Times New Roman" w:hAnsi="Times New Roman"/>
-          <w:sz w:val="24"/>
-        </w:rPr>
-        <w:t xml:space="preserve"> В </w:t>
-      </w:r>
-      <w:proofErr w:type="spellStart"/>
-      <w:r>
-        <w:rPr>
-          <w:rFonts w:ascii="Times New Roman" w:hAnsi="Times New Roman"/>
-          <w:sz w:val="24"/>
-        </w:rPr>
-        <w:t>переполовення</w:t>
-      </w:r>
-      <w:proofErr w:type="spellEnd"/>
-      <w:r>
-        <w:rPr>
-          <w:rFonts w:ascii="Times New Roman" w:hAnsi="Times New Roman"/>
-          <w:sz w:val="24"/>
-        </w:rPr>
-        <w:t xml:space="preserve"> празника спраглу душу мою благочестя напій водами,* до всіх бо, Спасе, закликав Ти:* Спраглий нехай гряде до мене і нехай п’є.* Джерело життя нашого, Христе Боже, слава Тобі.</w:t>
-      </w:r>
-    </w:p>
-    <w:p>
       <w:r>
         <w:rPr>
           <w:rFonts w:ascii="Times New Roman" w:hAnsi="Times New Roman"/>
@@ -3776,96 +3605,28 @@
       </w:r>
     </w:p>
     <w:p>
-      <w:pPr>
-        <w:spacing w:after="288" w:line="240" w:lineRule="auto"/>
-        <w:ind w:hanging="2"/>
-        <w:rPr>
-          <w:rFonts w:ascii="Times New Roman" w:hAnsi="Times New Roman"/>
-          <w:sz w:val="24"/>
-          <w:szCs w:val="24"/>
-        </w:rPr>
-      </w:pPr>
-      <w:r>
-        <w:rPr>
-          <w:rFonts w:ascii="Times New Roman" w:hAnsi="Times New Roman"/>
-          <w:i/>
-          <w:color w:val="FF0000"/>
-          <w:sz w:val="24"/>
-          <w:szCs w:val="24"/>
-        </w:rPr>
-        <w:t xml:space="preserve">Тропар </w:t>
-      </w:r>
-      <w:r>
-        <w:rPr>
-          <w:rFonts w:ascii="Times New Roman" w:hAnsi="Times New Roman"/>
-          <w:color w:val="FF0000"/>
-          <w:sz w:val="24"/>
-          <w:szCs w:val="24"/>
-        </w:rPr>
-        <w:t xml:space="preserve">(г. </w:t>
-      </w:r>
-      <w:r>
-        <w:rPr>
-          <w:rFonts w:ascii="Times New Roman" w:hAnsi="Times New Roman"/>
-          <w:i/>
-          <w:color w:val="FF0000"/>
-          <w:sz w:val="24"/>
-          <w:szCs w:val="24"/>
-        </w:rPr>
-        <w:t>8</w:t>
-      </w:r>
-      <w:r>
-        <w:rPr>
-          <w:rFonts w:ascii="Times New Roman" w:hAnsi="Times New Roman"/>
-          <w:color w:val="FF0000"/>
-          <w:sz w:val="24"/>
-          <w:szCs w:val="24"/>
-        </w:rPr>
-        <w:t>):</w:t>
-      </w:r>
-      <w:r>
-        <w:rPr>
-          <w:rFonts w:ascii="Times New Roman" w:hAnsi="Times New Roman"/>
-          <w:sz w:val="24"/>
-          <w:szCs w:val="24"/>
-        </w:rPr>
-        <w:t xml:space="preserve"> Змагаючись за чесноту, з </w:t>
-      </w:r>
-      <w:proofErr w:type="spellStart"/>
-      <w:r>
-        <w:rPr>
-          <w:rFonts w:ascii="Times New Roman" w:hAnsi="Times New Roman"/>
-          <w:sz w:val="24"/>
-          <w:szCs w:val="24"/>
-        </w:rPr>
-        <w:t>юности</w:t>
-      </w:r>
-      <w:proofErr w:type="spellEnd"/>
-      <w:r>
-        <w:rPr>
-          <w:rFonts w:ascii="Times New Roman" w:hAnsi="Times New Roman"/>
-          <w:sz w:val="24"/>
-          <w:szCs w:val="24"/>
-        </w:rPr>
-        <w:t xml:space="preserve"> полюбив ти чернече життя* і бажане сміливо осягнув;* поселившись у печері,* ти прикрасив своє життя постом і святістю.* У молитвах, немов ангел, перебував ти в </w:t>
-      </w:r>
-      <w:proofErr w:type="spellStart"/>
-      <w:r>
-        <w:rPr>
-          <w:rFonts w:ascii="Times New Roman" w:hAnsi="Times New Roman"/>
-          <w:sz w:val="24"/>
-          <w:szCs w:val="24"/>
-        </w:rPr>
-        <w:t>русько</w:t>
-      </w:r>
-      <w:proofErr w:type="spellEnd"/>
-      <w:r>
-        <w:rPr>
-          <w:rFonts w:ascii="Times New Roman" w:hAnsi="Times New Roman"/>
-          <w:sz w:val="24"/>
-          <w:szCs w:val="24"/>
-        </w:rPr>
-        <w:t>-українській землі,* і як світло промінне, засіяв ти, отче Теодосію.* Моли Христа Бога, щоб спаслися душі наші.</w:t>
+      <w:r>
+        <w:rPr>
+          <w:rFonts w:ascii="Times New Roman" w:hAnsi="Times New Roman"/>
+          <w:i/>
+          <w:color w:val="FF0000"/>
+          <w:sz w:val="24"/>
+        </w:rPr>
+        <w:t>Тропар (г. 3):</w:t>
+      </w:r>
+      <w:r>
+        <w:rPr>
+          <w:rFonts w:ascii="Times New Roman" w:hAnsi="Times New Roman"/>
+          <w:sz w:val="24"/>
+        </w:rPr>
+        <w:t xml:space="preserve"> Апостолом Христовим був ти вибраний</w:t>
+      </w:r>
+      <w:r>
+        <w:rPr>
+          <w:rFonts w:ascii="Times New Roman" w:hAnsi="Times New Roman"/>
+          <w:sz w:val="24"/>
+        </w:rPr>
+        <w:t>* і Богослова возлюбленого єдинородний брат, всехвальний Якове;* гріхів відпущення випроси тим, що співають тобі,* і душам нашим велику милість.</w:t>
       </w:r>
     </w:p>
     <w:p>
@@ -4143,70 +3904,36 @@
       </w:r>
     </w:p>
     <w:p>
-      <w:pPr>
-        <w:spacing w:after="288" w:line="240" w:lineRule="auto"/>
-        <w:ind w:hanging="2"/>
-        <w:rPr>
-          <w:rFonts w:ascii="Times New Roman" w:hAnsi="Times New Roman"/>
-          <w:color w:val="FF0000"/>
-          <w:sz w:val="24"/>
-          <w:szCs w:val="24"/>
-        </w:rPr>
-      </w:pPr>
-      <w:r>
-        <w:rPr>
-          <w:rFonts w:ascii="Times New Roman" w:hAnsi="Times New Roman"/>
-          <w:i/>
-          <w:color w:val="FF0000"/>
-          <w:sz w:val="24"/>
-          <w:szCs w:val="24"/>
-        </w:rPr>
-        <w:t>Кондак</w:t>
-      </w:r>
-      <w:r>
-        <w:rPr>
-          <w:rFonts w:ascii="Times New Roman" w:hAnsi="Times New Roman"/>
-          <w:color w:val="FF0000"/>
-          <w:sz w:val="24"/>
-          <w:szCs w:val="24"/>
+      <w:r>
+        <w:rPr>
+          <w:rFonts w:ascii="Times New Roman" w:hAnsi="Times New Roman"/>
+          <w:i/>
+          <w:color w:val="FF0000"/>
+          <w:sz w:val="24"/>
+        </w:rPr>
+        <w:t>Кондак (г. 2):</w:t>
+      </w:r>
+      <w:r>
+        <w:rPr>
+          <w:rFonts w:ascii="Times New Roman" w:hAnsi="Times New Roman"/>
+          <w:color w:val="FF0000"/>
+          <w:sz w:val="24"/>
         </w:rPr>
         <w:t xml:space="preserve"> </w:t>
       </w:r>
       <w:r>
         <w:rPr>
           <w:rFonts w:ascii="Times New Roman" w:hAnsi="Times New Roman"/>
-          <w:i/>
-          <w:color w:val="FF0000"/>
-          <w:sz w:val="24"/>
-          <w:szCs w:val="24"/>
-        </w:rPr>
-        <w:t>(г. 3):</w:t>
-      </w:r>
-      <w:r>
-        <w:rPr>
-          <w:rFonts w:ascii="Times New Roman" w:hAnsi="Times New Roman"/>
-          <w:sz w:val="24"/>
-          <w:szCs w:val="24"/>
-        </w:rPr>
-        <w:t xml:space="preserve"> Вшануймо сьогодні блаженного Теодосія, зорю </w:t>
-      </w:r>
-      <w:proofErr w:type="spellStart"/>
-      <w:r>
-        <w:rPr>
-          <w:rFonts w:ascii="Times New Roman" w:hAnsi="Times New Roman"/>
-          <w:sz w:val="24"/>
-          <w:szCs w:val="24"/>
-        </w:rPr>
-        <w:t>русько</w:t>
-      </w:r>
-      <w:proofErr w:type="spellEnd"/>
-      <w:r>
-        <w:rPr>
-          <w:rFonts w:ascii="Times New Roman" w:hAnsi="Times New Roman"/>
-          <w:sz w:val="24"/>
-          <w:szCs w:val="24"/>
-        </w:rPr>
-        <w:t>-українську,* що від сходу засіяла і прийшла на захід* та чудами і чеснотами збагатила всю країну, і нас усіх* – діянням і благодаттю чернечого уставу.</w:t>
+          <w:sz w:val="24"/>
+        </w:rPr>
+        <w:t>Божественний голос, що кликав тебе,* почувши, любов отця відхилив ти* і прийшов єси до Христа, Я</w:t>
+      </w:r>
+      <w:r>
+        <w:rPr>
+          <w:rFonts w:ascii="Times New Roman" w:hAnsi="Times New Roman"/>
+          <w:sz w:val="24"/>
+        </w:rPr>
+        <w:t>кове славний, з рідним твоїм* і з ним удостоївся ти бачити Господнє божественне переображення.</w:t>
       </w:r>
     </w:p>
     <w:p>
@@ -5994,44 +5721,29 @@
       </w:r>
     </w:p>
     <w:p>
-      <w:pPr>
-        <w:spacing w:line="240" w:lineRule="auto"/>
-        <w:rPr>
-          <w:rFonts w:ascii="Times New Roman" w:hAnsi="Times New Roman"/>
-          <w:sz w:val="24"/>
-        </w:rPr>
-      </w:pPr>
-      <w:r>
-        <w:rPr>
-          <w:rFonts w:ascii="Times New Roman" w:hAnsi="Times New Roman"/>
-          <w:i/>
-          <w:color w:val="FF0000"/>
-          <w:sz w:val="24"/>
-        </w:rPr>
-        <w:t>Тропар свята (г. 8):</w:t>
-      </w:r>
-      <w:r>
-        <w:rPr>
-          <w:rFonts w:ascii="Times New Roman" w:hAnsi="Times New Roman"/>
-          <w:sz w:val="24"/>
-        </w:rPr>
-        <w:t xml:space="preserve"> В </w:t>
-      </w:r>
-      <w:proofErr w:type="spellStart"/>
-      <w:r>
-        <w:rPr>
-          <w:rFonts w:ascii="Times New Roman" w:hAnsi="Times New Roman"/>
-          <w:sz w:val="24"/>
-        </w:rPr>
-        <w:t>переполовення</w:t>
-      </w:r>
-      <w:proofErr w:type="spellEnd"/>
-      <w:r>
-        <w:rPr>
-          <w:rFonts w:ascii="Times New Roman" w:hAnsi="Times New Roman"/>
-          <w:sz w:val="24"/>
-        </w:rPr>
-        <w:t xml:space="preserve"> празника спраглу душу мою благочестя напій водами,* до всіх бо, Спасе, закликав Ти:* Спраглий нехай гряде до мене і нехай п’є.* Джерело життя нашого, Христе Боже, слава Тобі.</w:t>
+      <w:r>
+        <w:rPr>
+          <w:rFonts w:ascii="Times New Roman" w:hAnsi="Times New Roman"/>
+          <w:i/>
+          <w:color w:val="FF4400"/>
+          <w:sz w:val="24"/>
+        </w:rPr>
+        <w:t>Тропар (г. 8):</w:t>
+      </w:r>
+      <w:r>
+        <w:rPr>
+          <w:rFonts w:ascii="Times New Roman" w:hAnsi="Times New Roman"/>
+          <w:sz w:val="24"/>
+        </w:rPr>
+        <w:t xml:space="preserve"> </w:t>
+      </w:r>
+      <w:r>
+        <w:rPr>
+          <w:rFonts w:ascii="Times New Roman" w:hAnsi="Times New Roman"/>
+          <w:color w:val="333333"/>
+          <w:sz w:val="24"/>
+        </w:rPr>
+        <w:t>В переполовення празника спраглу душу мою благочестя напій водами,* до всіх бо, Спасе, закликав Ти:* Спраглий нехай гряде до мене і нехай п’є.* Джерело життя нашого, Христе Боже, слава Тобі.</w:t>
       </w:r>
     </w:p>
     <w:p>
@@ -6051,96 +5763,28 @@
       </w:r>
     </w:p>
     <w:p>
-      <w:pPr>
-        <w:spacing w:after="288" w:line="240" w:lineRule="auto"/>
-        <w:ind w:hanging="2"/>
-        <w:rPr>
-          <w:rFonts w:ascii="Times New Roman" w:hAnsi="Times New Roman"/>
-          <w:sz w:val="24"/>
-          <w:szCs w:val="24"/>
-        </w:rPr>
-      </w:pPr>
-      <w:r>
-        <w:rPr>
-          <w:rFonts w:ascii="Times New Roman" w:hAnsi="Times New Roman"/>
-          <w:i/>
-          <w:color w:val="FF0000"/>
-          <w:sz w:val="24"/>
-          <w:szCs w:val="24"/>
-        </w:rPr>
-        <w:t xml:space="preserve">Тропар </w:t>
-      </w:r>
-      <w:r>
-        <w:rPr>
-          <w:rFonts w:ascii="Times New Roman" w:hAnsi="Times New Roman"/>
-          <w:color w:val="FF0000"/>
-          <w:sz w:val="24"/>
-          <w:szCs w:val="24"/>
-        </w:rPr>
-        <w:t xml:space="preserve">(г. </w:t>
-      </w:r>
-      <w:r>
-        <w:rPr>
-          <w:rFonts w:ascii="Times New Roman" w:hAnsi="Times New Roman"/>
-          <w:i/>
-          <w:color w:val="FF0000"/>
-          <w:sz w:val="24"/>
-          <w:szCs w:val="24"/>
-        </w:rPr>
-        <w:t>8</w:t>
-      </w:r>
-      <w:r>
-        <w:rPr>
-          <w:rFonts w:ascii="Times New Roman" w:hAnsi="Times New Roman"/>
-          <w:color w:val="FF0000"/>
-          <w:sz w:val="24"/>
-          <w:szCs w:val="24"/>
-        </w:rPr>
-        <w:t>):</w:t>
-      </w:r>
-      <w:r>
-        <w:rPr>
-          <w:rFonts w:ascii="Times New Roman" w:hAnsi="Times New Roman"/>
-          <w:sz w:val="24"/>
-          <w:szCs w:val="24"/>
-        </w:rPr>
-        <w:t xml:space="preserve"> Змагаючись за чесноту, з </w:t>
-      </w:r>
-      <w:proofErr w:type="spellStart"/>
-      <w:r>
-        <w:rPr>
-          <w:rFonts w:ascii="Times New Roman" w:hAnsi="Times New Roman"/>
-          <w:sz w:val="24"/>
-          <w:szCs w:val="24"/>
-        </w:rPr>
-        <w:t>юности</w:t>
-      </w:r>
-      <w:proofErr w:type="spellEnd"/>
-      <w:r>
-        <w:rPr>
-          <w:rFonts w:ascii="Times New Roman" w:hAnsi="Times New Roman"/>
-          <w:sz w:val="24"/>
-          <w:szCs w:val="24"/>
-        </w:rPr>
-        <w:t xml:space="preserve"> полюбив ти чернече життя* і бажане сміливо осягнув;* поселившись у печері,* ти прикрасив своє життя постом і святістю.* У молитвах, немов ангел, перебував ти в </w:t>
-      </w:r>
-      <w:proofErr w:type="spellStart"/>
-      <w:r>
-        <w:rPr>
-          <w:rFonts w:ascii="Times New Roman" w:hAnsi="Times New Roman"/>
-          <w:sz w:val="24"/>
-          <w:szCs w:val="24"/>
-        </w:rPr>
-        <w:t>русько</w:t>
-      </w:r>
-      <w:proofErr w:type="spellEnd"/>
-      <w:r>
-        <w:rPr>
-          <w:rFonts w:ascii="Times New Roman" w:hAnsi="Times New Roman"/>
-          <w:sz w:val="24"/>
-          <w:szCs w:val="24"/>
-        </w:rPr>
-        <w:t>-українській землі,* і як світло промінне, засіяв ти, отче Теодосію.* Моли Христа Бога, щоб спаслися душі наші.</w:t>
+      <w:r>
+        <w:rPr>
+          <w:rFonts w:ascii="Times New Roman" w:hAnsi="Times New Roman"/>
+          <w:i/>
+          <w:color w:val="FF0000"/>
+          <w:sz w:val="24"/>
+        </w:rPr>
+        <w:t>Тропар (г. 3):</w:t>
+      </w:r>
+      <w:r>
+        <w:rPr>
+          <w:rFonts w:ascii="Times New Roman" w:hAnsi="Times New Roman"/>
+          <w:sz w:val="24"/>
+        </w:rPr>
+        <w:t xml:space="preserve"> Апостолом Христовим був ти вибраний</w:t>
+      </w:r>
+      <w:r>
+        <w:rPr>
+          <w:rFonts w:ascii="Times New Roman" w:hAnsi="Times New Roman"/>
+          <w:sz w:val="24"/>
+        </w:rPr>
+        <w:t>* і Богослова возлюбленого єдинородний брат, всехвальний Якове;* гріхів відпущення випроси тим, що співають тобі,* і душам нашим велику милість.</w:t>
       </w:r>
     </w:p>
     <w:p>
@@ -6420,54 +6064,15 @@
       </w:r>
     </w:p>
     <w:p>
-      <w:pPr>
-        <w:spacing w:line="240" w:lineRule="auto"/>
-        <w:rPr>
-          <w:rFonts w:ascii="Times New Roman" w:hAnsi="Times New Roman"/>
-          <w:sz w:val="24"/>
-        </w:rPr>
-      </w:pPr>
-      <w:r>
-        <w:rPr>
-          <w:rFonts w:ascii="Times New Roman" w:hAnsi="Times New Roman"/>
-          <w:i/>
-          <w:color w:val="FF0000"/>
-          <w:sz w:val="24"/>
-        </w:rPr>
-        <w:t>Кондак свята (г. 4):</w:t>
-      </w:r>
-      <w:r>
-        <w:rPr>
-          <w:rFonts w:ascii="Times New Roman" w:hAnsi="Times New Roman"/>
-          <w:sz w:val="24"/>
-        </w:rPr>
-        <w:t xml:space="preserve"> В </w:t>
-      </w:r>
-      <w:proofErr w:type="spellStart"/>
-      <w:r>
-        <w:rPr>
-          <w:rFonts w:ascii="Times New Roman" w:hAnsi="Times New Roman"/>
-          <w:sz w:val="24"/>
-        </w:rPr>
-        <w:t>переполовення</w:t>
-      </w:r>
-      <w:proofErr w:type="spellEnd"/>
-      <w:r>
-        <w:rPr>
-          <w:rFonts w:ascii="Times New Roman" w:hAnsi="Times New Roman"/>
-          <w:sz w:val="24"/>
-        </w:rPr>
-        <w:t xml:space="preserve"> законного празника, всіх Творче і Владико,* до </w:t>
-      </w:r>
-      <w:proofErr w:type="spellStart"/>
-      <w:r>
-        <w:rPr>
-          <w:rFonts w:ascii="Times New Roman" w:hAnsi="Times New Roman"/>
-          <w:sz w:val="24"/>
-        </w:rPr>
-        <w:t>предстоящих</w:t>
-      </w:r>
-      <w:proofErr w:type="spellEnd"/>
+      <w:r>
+        <w:rPr>
+          <w:rFonts w:ascii="Times New Roman" w:hAnsi="Times New Roman"/>
+          <w:i/>
+          <w:color w:val="FF4400"/>
+          <w:sz w:val="24"/>
+        </w:rPr>
+        <w:t>Кондак (г. 4):</w:t>
+      </w:r>
       <w:r>
         <w:rPr>
           <w:rFonts w:ascii="Times New Roman" w:hAnsi="Times New Roman"/>
@@ -6475,21 +6080,13 @@
         </w:rPr>
         <w:t xml:space="preserve"> </w:t>
       </w:r>
-      <w:proofErr w:type="spellStart"/>
-      <w:r>
-        <w:rPr>
-          <w:rFonts w:ascii="Times New Roman" w:hAnsi="Times New Roman"/>
-          <w:sz w:val="24"/>
-        </w:rPr>
-        <w:t>глаголив</w:t>
-      </w:r>
-      <w:proofErr w:type="spellEnd"/>
-      <w:r>
-        <w:rPr>
-          <w:rFonts w:ascii="Times New Roman" w:hAnsi="Times New Roman"/>
-          <w:sz w:val="24"/>
-        </w:rPr>
-        <w:t xml:space="preserve"> Ти, Христе Боже:* Прийдіть і зачерпніть воду безсмертя.* Тому до Тебе припадаємо і вірно кличемо:* Щедроти Твої даруй нам,* бо Ти є джерело життя нашого.</w:t>
+      <w:r>
+        <w:rPr>
+          <w:rFonts w:ascii="Times New Roman" w:hAnsi="Times New Roman"/>
+          <w:color w:val="333333"/>
+          <w:sz w:val="24"/>
+        </w:rPr>
+        <w:t>В переполовення законного празника, всіх Творче і Владико,* до предстоящих глаголив Ти, Христе Боже:* Прийдіть і зачерпніть воду безсмертя.* Тому до Тебе припадаємо і вірно кличемо:* Щедроти Твої даруй нам,* бо Ти є джерело життя нашого.</w:t>
       </w:r>
     </w:p>
     <w:p>
@@ -8208,47 +7805,6 @@
       </w:r>
     </w:p>
     <w:p>
-      <w:pPr>
-        <w:spacing w:line="240" w:lineRule="auto"/>
-        <w:rPr>
-          <w:rFonts w:ascii="Times New Roman" w:hAnsi="Times New Roman"/>
-          <w:sz w:val="24"/>
-        </w:rPr>
-      </w:pPr>
-      <w:r>
-        <w:rPr>
-          <w:rFonts w:ascii="Times New Roman" w:hAnsi="Times New Roman"/>
-          <w:i/>
-          <w:color w:val="FF0000"/>
-          <w:sz w:val="24"/>
-        </w:rPr>
-        <w:t>Тропар свята (г. 8):</w:t>
-      </w:r>
-      <w:r>
-        <w:rPr>
-          <w:rFonts w:ascii="Times New Roman" w:hAnsi="Times New Roman"/>
-          <w:sz w:val="24"/>
-        </w:rPr>
-        <w:t xml:space="preserve"> В </w:t>
-      </w:r>
-      <w:proofErr w:type="spellStart"/>
-      <w:r>
-        <w:rPr>
-          <w:rFonts w:ascii="Times New Roman" w:hAnsi="Times New Roman"/>
-          <w:sz w:val="24"/>
-        </w:rPr>
-        <w:t>переполовення</w:t>
-      </w:r>
-      <w:proofErr w:type="spellEnd"/>
-      <w:r>
-        <w:rPr>
-          <w:rFonts w:ascii="Times New Roman" w:hAnsi="Times New Roman"/>
-          <w:sz w:val="24"/>
-        </w:rPr>
-        <w:t xml:space="preserve"> празника спраглу душу мою благочестя напій водами,* до всіх бо, Спасе, закликав Ти:* Спраглий нехай гряде до мене і нехай п’є.* Джерело життя нашого, Христе Боже, слава Тобі.</w:t>
-      </w:r>
-    </w:p>
-    <w:p>
       <w:r>
         <w:rPr>
           <w:rFonts w:ascii="Times New Roman" w:hAnsi="Times New Roman"/>
@@ -8291,96 +7847,28 @@
       </w:r>
     </w:p>
     <w:p>
-      <w:pPr>
-        <w:spacing w:after="288" w:line="240" w:lineRule="auto"/>
-        <w:ind w:hanging="2"/>
-        <w:rPr>
-          <w:rFonts w:ascii="Times New Roman" w:hAnsi="Times New Roman"/>
-          <w:sz w:val="24"/>
-          <w:szCs w:val="24"/>
-        </w:rPr>
-      </w:pPr>
-      <w:r>
-        <w:rPr>
-          <w:rFonts w:ascii="Times New Roman" w:hAnsi="Times New Roman"/>
-          <w:i/>
-          <w:color w:val="FF0000"/>
-          <w:sz w:val="24"/>
-          <w:szCs w:val="24"/>
-        </w:rPr>
-        <w:t xml:space="preserve">Тропар </w:t>
-      </w:r>
-      <w:r>
-        <w:rPr>
-          <w:rFonts w:ascii="Times New Roman" w:hAnsi="Times New Roman"/>
-          <w:color w:val="FF0000"/>
-          <w:sz w:val="24"/>
-          <w:szCs w:val="24"/>
-        </w:rPr>
-        <w:t xml:space="preserve">(г. </w:t>
-      </w:r>
-      <w:r>
-        <w:rPr>
-          <w:rFonts w:ascii="Times New Roman" w:hAnsi="Times New Roman"/>
-          <w:i/>
-          <w:color w:val="FF0000"/>
-          <w:sz w:val="24"/>
-          <w:szCs w:val="24"/>
-        </w:rPr>
-        <w:t>8</w:t>
-      </w:r>
-      <w:r>
-        <w:rPr>
-          <w:rFonts w:ascii="Times New Roman" w:hAnsi="Times New Roman"/>
-          <w:color w:val="FF0000"/>
-          <w:sz w:val="24"/>
-          <w:szCs w:val="24"/>
-        </w:rPr>
-        <w:t>):</w:t>
-      </w:r>
-      <w:r>
-        <w:rPr>
-          <w:rFonts w:ascii="Times New Roman" w:hAnsi="Times New Roman"/>
-          <w:sz w:val="24"/>
-          <w:szCs w:val="24"/>
-        </w:rPr>
-        <w:t xml:space="preserve"> Змагаючись за чесноту, з </w:t>
-      </w:r>
-      <w:proofErr w:type="spellStart"/>
-      <w:r>
-        <w:rPr>
-          <w:rFonts w:ascii="Times New Roman" w:hAnsi="Times New Roman"/>
-          <w:sz w:val="24"/>
-          <w:szCs w:val="24"/>
-        </w:rPr>
-        <w:t>юности</w:t>
-      </w:r>
-      <w:proofErr w:type="spellEnd"/>
-      <w:r>
-        <w:rPr>
-          <w:rFonts w:ascii="Times New Roman" w:hAnsi="Times New Roman"/>
-          <w:sz w:val="24"/>
-          <w:szCs w:val="24"/>
-        </w:rPr>
-        <w:t xml:space="preserve"> полюбив ти чернече життя* і бажане сміливо осягнув;* поселившись у печері,* ти прикрасив своє життя постом і святістю.* У молитвах, немов ангел, перебував ти в </w:t>
-      </w:r>
-      <w:proofErr w:type="spellStart"/>
-      <w:r>
-        <w:rPr>
-          <w:rFonts w:ascii="Times New Roman" w:hAnsi="Times New Roman"/>
-          <w:sz w:val="24"/>
-          <w:szCs w:val="24"/>
-        </w:rPr>
-        <w:t>русько</w:t>
-      </w:r>
-      <w:proofErr w:type="spellEnd"/>
-      <w:r>
-        <w:rPr>
-          <w:rFonts w:ascii="Times New Roman" w:hAnsi="Times New Roman"/>
-          <w:sz w:val="24"/>
-          <w:szCs w:val="24"/>
-        </w:rPr>
-        <w:t>-українській землі,* і як світло промінне, засіяв ти, отче Теодосію.* Моли Христа Бога, щоб спаслися душі наші.</w:t>
+      <w:r>
+        <w:rPr>
+          <w:rFonts w:ascii="Times New Roman" w:hAnsi="Times New Roman"/>
+          <w:i/>
+          <w:color w:val="FF0000"/>
+          <w:sz w:val="24"/>
+        </w:rPr>
+        <w:t>Тропар (г. 3):</w:t>
+      </w:r>
+      <w:r>
+        <w:rPr>
+          <w:rFonts w:ascii="Times New Roman" w:hAnsi="Times New Roman"/>
+          <w:sz w:val="24"/>
+        </w:rPr>
+        <w:t xml:space="preserve"> Апостолом Христовим був ти вибраний</w:t>
+      </w:r>
+      <w:r>
+        <w:rPr>
+          <w:rFonts w:ascii="Times New Roman" w:hAnsi="Times New Roman"/>
+          <w:sz w:val="24"/>
+        </w:rPr>
+        <w:t>* і Богослова возлюбленого єдинородний брат, всехвальний Якове;* гріхів відпущення випроси тим, що співають тобі,* і душам нашим велику милість.</w:t>
       </w:r>
     </w:p>
     <w:p>
@@ -8671,70 +8159,36 @@
       </w:r>
     </w:p>
     <w:p>
-      <w:pPr>
-        <w:spacing w:after="288" w:line="240" w:lineRule="auto"/>
-        <w:ind w:hanging="2"/>
-        <w:rPr>
-          <w:rFonts w:ascii="Times New Roman" w:hAnsi="Times New Roman"/>
-          <w:color w:val="FF0000"/>
-          <w:sz w:val="24"/>
-          <w:szCs w:val="24"/>
-        </w:rPr>
-      </w:pPr>
-      <w:r>
-        <w:rPr>
-          <w:rFonts w:ascii="Times New Roman" w:hAnsi="Times New Roman"/>
-          <w:i/>
-          <w:color w:val="FF0000"/>
-          <w:sz w:val="24"/>
-          <w:szCs w:val="24"/>
-        </w:rPr>
-        <w:t>Кондак</w:t>
-      </w:r>
-      <w:r>
-        <w:rPr>
-          <w:rFonts w:ascii="Times New Roman" w:hAnsi="Times New Roman"/>
-          <w:color w:val="FF0000"/>
-          <w:sz w:val="24"/>
-          <w:szCs w:val="24"/>
+      <w:r>
+        <w:rPr>
+          <w:rFonts w:ascii="Times New Roman" w:hAnsi="Times New Roman"/>
+          <w:i/>
+          <w:color w:val="FF0000"/>
+          <w:sz w:val="24"/>
+        </w:rPr>
+        <w:t>Кондак (г. 2):</w:t>
+      </w:r>
+      <w:r>
+        <w:rPr>
+          <w:rFonts w:ascii="Times New Roman" w:hAnsi="Times New Roman"/>
+          <w:color w:val="FF0000"/>
+          <w:sz w:val="24"/>
         </w:rPr>
         <w:t xml:space="preserve"> </w:t>
       </w:r>
       <w:r>
         <w:rPr>
           <w:rFonts w:ascii="Times New Roman" w:hAnsi="Times New Roman"/>
-          <w:i/>
-          <w:color w:val="FF0000"/>
-          <w:sz w:val="24"/>
-          <w:szCs w:val="24"/>
-        </w:rPr>
-        <w:t>(г. 3):</w:t>
-      </w:r>
-      <w:r>
-        <w:rPr>
-          <w:rFonts w:ascii="Times New Roman" w:hAnsi="Times New Roman"/>
-          <w:sz w:val="24"/>
-          <w:szCs w:val="24"/>
-        </w:rPr>
-        <w:t xml:space="preserve"> Вшануймо сьогодні блаженного Теодосія, зорю </w:t>
-      </w:r>
-      <w:proofErr w:type="spellStart"/>
-      <w:r>
-        <w:rPr>
-          <w:rFonts w:ascii="Times New Roman" w:hAnsi="Times New Roman"/>
-          <w:sz w:val="24"/>
-          <w:szCs w:val="24"/>
-        </w:rPr>
-        <w:t>русько</w:t>
-      </w:r>
-      <w:proofErr w:type="spellEnd"/>
-      <w:r>
-        <w:rPr>
-          <w:rFonts w:ascii="Times New Roman" w:hAnsi="Times New Roman"/>
-          <w:sz w:val="24"/>
-          <w:szCs w:val="24"/>
-        </w:rPr>
-        <w:t>-українську,* що від сходу засіяла і прийшла на захід* та чудами і чеснотами збагатила всю країну, і нас усіх* – діянням і благодаттю чернечого уставу.</w:t>
+          <w:sz w:val="24"/>
+        </w:rPr>
+        <w:t>Божественний голос, що кликав тебе,* почувши, любов отця відхилив ти* і прийшов єси до Христа, Я</w:t>
+      </w:r>
+      <w:r>
+        <w:rPr>
+          <w:rFonts w:ascii="Times New Roman" w:hAnsi="Times New Roman"/>
+          <w:sz w:val="24"/>
+        </w:rPr>
+        <w:t>кове славний, з рідним твоїм* і з ним удостоївся ти бачити Господнє божественне переображення.</w:t>
       </w:r>
     </w:p>
     <w:p>
